--- a/fanfic/ffn_upload/ch15.docx
+++ b/fanfic/ffn_upload/ch15.docx
@@ -16,7 +16,7 @@
         <w:pStyle w:val="FirstParagraph"/>
       </w:pPr>
       <w:r>
-        <w:t xml:space="preserve">For twenty-four days the Force had been coming back to Ahsoka in pieces, and none of the pieces was big enough to hold.</w:t>
+        <w:t xml:space="preserve">For twenty-one days the Force had been coming back to Ahsoka in pieces, and none of the pieces was big enough to hold.</w:t>
       </w:r>
     </w:p>
     <w:p>
@@ -373,7 +373,7 @@
         <w:t xml:space="preserve"> </w:t>
       </w:r>
       <w:r>
-        <w:t xml:space="preserve">Holt bellowed from the terrace.</w:t>
+        <w:t xml:space="preserve">Holt bellowed from somewhere in the steam.</w:t>
       </w:r>
       <w:r>
         <w:t xml:space="preserve"> </w:t>
@@ -617,7 +617,7 @@
         <w:pStyle w:val="BodyText"/>
       </w:pPr>
       <w:r>
-        <w:t xml:space="preserve">She could not let go of the shelf to go to him. She did not need to. She found the slanted shoring post with a part of herself she had not used in four months, and pushed. It swung away and slammed into the wall. The block across his legs was harder; it was wedged, and the shelf above her trembled as she split her attention. She lifted the block anyway, an inch, two, and Krasso dragged himself out from under it on his elbows with a hiss of pain.</w:t>
+        <w:t xml:space="preserve">She could not let go of the shelf to go to him. She did not need to. She found the slanted shoring post with a part of herself she had not used in four months, and pushed. It swung away and slammed into the wall. The block across his legs was harder; it was wedged, and the shelf above her trembled as she split her attention. She lifted the block anyway, a finger’s width, then two, and Krasso dragged himself out from under it on his elbows with a hiss of pain.</w:t>
       </w:r>
     </w:p>
     <w:p>
@@ -721,7 +721,7 @@
         <w:pStyle w:val="BodyText"/>
       </w:pPr>
       <w:r>
-        <w:t xml:space="preserve">The silence came back. Not the whisper; for a moment not even that. It came down like a lid on a box, and every life she had just been holding went out at once, Tess and Krasso and Pell and the young guard, all of them gone, as if she had walked out of a crowded room into a sealed vault. She staggered. Then the recalibrated collar settled, and the faint pressure returned at the edge of hearing, thinner than she remembered. Thinner than it had been that morning.</w:t>
+        <w:t xml:space="preserve">The silence came back. Not the whisper; for a moment not even that. It came down like a lid on a box, and every life she had just been holding went out at once, Tess and Krasso and Pell and the young guard, all of them gone, as if she had walked out of a crowded room into a sealed vault. She staggered. Then the recalibrated collar settled, and the faint pressure returned, just beyond hearing, thinner than she remembered. Thinner than it had been that morning.</w:t>
       </w:r>
     </w:p>
     <w:p>
@@ -1267,7 +1267,7 @@
         <w:pStyle w:val="BodyText"/>
       </w:pPr>
       <w:r>
-        <w:t xml:space="preserve">She had seen him only twice: once as a shape at the bottom of the shaft, saluting, and once as a voice through the vent in the Well. He was smaller than his voice. Thin, pale from fifteen months under lights that never went off, in the same high-collared tunic stripped of its insignia. He squinted at the corridor’s ordinary light as though it were too dim to see by.</w:t>
+        <w:t xml:space="preserve">Until now he had been two things to her: a shape at the bottom of the shaft, saluting, and a voice through the vent in the Well. He was smaller than his voice. Thin, pale from fifteen months under lights that never went off, in the same high-collared tunic stripped of its insignia. He squinted at the corridor’s ordinary light as though it were too dim to see by.</w:t>
       </w:r>
     </w:p>
     <w:p>
@@ -1459,7 +1459,7 @@
         <w:pStyle w:val="BodyText"/>
       </w:pPr>
       <w:r>
-        <w:t xml:space="preserve">Vorne’s office was exactly what Ahsoka would have expected: grey, spare, with a desk squared to the wall and a single window overlooking the Yard. What she had not expected was that Vorne would not be in it. The Commandant stood outside the door as Ahsoka was brought through, and closed it behind her, and her face as the door slid shut showed nothing at all, which on Vorne might have meant anything.</w:t>
+        <w:t xml:space="preserve">Vorne’s office was as Ahsoka remembered it: grey, spare, with a desk squared to the wall and a single window overlooking the Yard. What she had not expected was that Vorne would not be in it. The Commandant stood outside the door as Ahsoka was brought through, and closed it behind her, and her face as the door slid shut showed nothing at all, which on Vorne might have meant anything.</w:t>
       </w:r>
     </w:p>
     <w:p>
@@ -1685,7 +1685,7 @@
         <w:t xml:space="preserve"> </w:t>
       </w:r>
       <w:r>
-        <w:t xml:space="preserve">He said it the way someone else might mention the weather.</w:t>
+        <w:t xml:space="preserve">He said it the way another man might read out a supply schedule.</w:t>
       </w:r>
       <w:r>
         <w:t xml:space="preserve"> </w:t>
@@ -2331,7 +2331,7 @@
         <w:pStyle w:val="BodyText"/>
       </w:pPr>
       <w:r>
-        <w:t xml:space="preserve">At the edge of her perception, faint as frost on glass, the whisper of the Force went suddenly, perfectly still—the way a small animal goes still in tall grass when something large has started to move nearby.</w:t>
+        <w:t xml:space="preserve">Somewhere beneath her thoughts, faint as frost on glass, the whisper of the Force went suddenly, perfectly still—the way a small animal goes still in tall grass when something large has started to move nearby.</w:t>
       </w:r>
     </w:p>
     <w:bookmarkEnd w:id="20"/>
